--- a/content/Bios/Tim_Kardatzke.docx
+++ b/content/Bios/Tim_Kardatzke.docx
@@ -1,126 +1,8 @@
 
 <file path=word/document.xml><?xml version="1.0" encoding="utf-8"?>
-<w:document xmlns:w14="http://schemas.microsoft.com/office/word/2010/wordml" xmlns:wp14="http://schemas.microsoft.com/office/word/2010/wordprocessingDrawing" xmlns:w="http://schemas.openxmlformats.org/wordprocessingml/2006/main" xmlns:m="http://schemas.openxmlformats.org/officeDocument/2006/math" xmlns:r="http://schemas.openxmlformats.org/officeDocument/2006/relationships" xmlns:o="urn:schemas-microsoft-com:office:office" xmlns:v="urn:schemas-microsoft-com:vml" xmlns:w10="urn:schemas-microsoft-com:office:word" xmlns:a="http://schemas.openxmlformats.org/drawingml/2006/main" xmlns:pic="http://schemas.openxmlformats.org/drawingml/2006/picture" xmlns:wp="http://schemas.openxmlformats.org/drawingml/2006/wordprocessingDrawing" xmlns:mc="http://schemas.openxmlformats.org/markup-compatibility/2006" mc:Ignorable="w14 wp14">
+<w:document xmlns:ns1="http://schemas.openxmlformats.org/markup-compatibility/2006" xmlns:ns2="http://schemas.microsoft.com/office/word/2010/wordml" xmlns:ns3="http://schemas.openxmlformats.org/officeDocument/2006/relationships" xmlns:w="http://schemas.openxmlformats.org/wordprocessingml/2006/main" ns1:Ignorable="w14 wp14">
   <w:body>
-    <w:p xmlns:wp14="http://schemas.microsoft.com/office/word/2010/wordml" wp14:textId="77777777">
-      <w:pPr>
-        <w:pStyle w:val="FirstParagraph"/>
-      </w:pPr>
-      <w:r>
-        <w:rPr/>
-        <w:t>Tim Kardatzke umpired his first ball game in 1976 while living in Toledo, Ohio. He and his wife</w:t>
-      </w:r>
-      <w:r>
-        <w:rPr/>
-        <w:t xml:space="preserve"> </w:t>
-      </w:r>
-      <w:r>
-        <w:rPr/>
-        <w:t xml:space="preserve">Jan moved to Broomfield, Colorado in </w:t>
-      </w:r>
-      <w:r>
-        <w:rPr/>
-        <w:t>1983</w:t>
-      </w:r>
-      <w:r>
-        <w:rPr/>
-        <w:t xml:space="preserve"> and he began working CHSAA baseball.</w:t>
-      </w:r>
-      <w:r>
-        <w:rPr/>
-        <w:t xml:space="preserve"> </w:t>
-      </w:r>
-      <w:r>
-        <w:rPr/>
-        <w:t>Tim worked baseball games for 39 years, most of those years with a full varsity assignment. He</w:t>
-      </w:r>
-      <w:r>
-        <w:rPr/>
-        <w:t xml:space="preserve"> </w:t>
-      </w:r>
-      <w:r>
-        <w:rPr/>
-        <w:t>retired in 2015. In addition to baseball, Tim has been officiating volleyball since 1977 and</w:t>
-      </w:r>
-      <w:r>
-        <w:rPr/>
-        <w:t xml:space="preserve"> </w:t>
-      </w:r>
-      <w:r>
-        <w:rPr/>
-        <w:t>remains</w:t>
-      </w:r>
-      <w:r>
-        <w:rPr/>
-        <w:t xml:space="preserve"> active in that sport today. He has also been a Leader in the Boy Scouts for many years.</w:t>
-      </w:r>
-      <w:r>
-        <w:rPr/>
-        <w:t xml:space="preserve"> </w:t>
-      </w:r>
-      <w:r>
-        <w:rPr/>
-        <w:t>Tim has been a public-school teacher since 1971 and continues today as an active substitute</w:t>
-      </w:r>
-      <w:r>
-        <w:rPr/>
-        <w:t xml:space="preserve"> </w:t>
-      </w:r>
-      <w:r>
-        <w:rPr/>
-        <w:t>teacher.</w:t>
-      </w:r>
-      <w:r>
-        <w:rPr/>
-        <w:t xml:space="preserve"> </w:t>
-      </w:r>
-      <w:r>
-        <w:rPr/>
-        <w:t>Tim was a significant contributing member to Area 10 Boulder/Longmont during his CHSBUA</w:t>
-      </w:r>
-      <w:r>
-        <w:rPr/>
-        <w:t xml:space="preserve"> </w:t>
-      </w:r>
-      <w:r>
-        <w:rPr/>
-        <w:t xml:space="preserve">career. He </w:t>
-      </w:r>
-      <w:r>
-        <w:rPr/>
-        <w:t>worked</w:t>
-      </w:r>
-      <w:r>
-        <w:rPr/>
-        <w:t xml:space="preserve"> two State Championships and about 15 Regional assignments.</w:t>
-      </w:r>
-    </w:p>
-    <w:p w14:noSpellErr="1">
-      <w:pPr>
-        <w:pStyle w:val="BodyText"/>
-      </w:pPr>
-    </w:p>
-    <w:p>
-      <w:pPr>
-        <w:pStyle w:val="Heading2"/>
-        <w:spacing w:before="261" w:beforeAutospacing="off" w:after="261" w:afterAutospacing="off" w:line="300" w:lineRule="auto"/>
-      </w:pPr>
-      <w:r>
-        <w:rPr>
-          <w:rFonts w:ascii="Segoe UI" w:hAnsi="Segoe UI" w:eastAsia="Segoe UI" w:cs="Segoe UI"/>
-          <w:b w:val="1"/>
-          <w:bCs w:val="1"/>
-          <w:i w:val="0"/>
-          <w:iCs w:val="0"/>
-          <w:noProof w:val="0"/>
-          <w:sz w:val="31"/>
-          <w:szCs w:val="31"/>
-          <w:lang w:val="en-US"/>
-        </w:rPr>
-        <w:t>Revised Biography: Tim Kardatzke</w:t>
-      </w:r>
-    </w:p>
-    <w:p>
+    <w:p ns2:paraId="784FF9DF" ns2:textId="28AE1DFF">
       <w:pPr>
         <w:spacing w:before="210" w:beforeAutospacing="off" w:after="210" w:afterAutospacing="off" w:line="300" w:lineRule="auto"/>
       </w:pPr>
@@ -139,7 +21,7 @@
         <w:t>(Bold = hyperlink targets)</w:t>
       </w:r>
     </w:p>
-    <w:p>
+    <w:p ns2:paraId="637BE85A" ns2:textId="06DBDF85">
       <w:pPr>
         <w:spacing w:before="210" w:beforeAutospacing="off" w:after="210" w:afterAutospacing="off" w:line="300" w:lineRule="auto"/>
         <w:rPr>
@@ -308,7 +190,7 @@
         </w:rPr>
         <w:t xml:space="preserve"> </w:t>
       </w:r>
-      <w:hyperlink r:id="R53f0bf0c2f8340c3">
+      <w:hyperlink ns3:id="R53f0bf0c2f8340c3">
         <w:r>
           <w:rPr>
             <w:rStyle w:val="Hyperlink"/>
@@ -340,7 +222,7 @@
         <w:t xml:space="preserve"> baseball. Over the next 39 years, Tim became a reliable and respected official, spending most of his career on full varsity assignments before retiring in 2015.</w:t>
       </w:r>
     </w:p>
-    <w:p>
+    <w:p ns2:paraId="3F58C6D8" ns2:textId="2C4E2666">
       <w:pPr>
         <w:spacing w:before="210" w:beforeAutospacing="off" w:after="210" w:afterAutospacing="off" w:line="300" w:lineRule="auto"/>
       </w:pPr>
@@ -414,7 +296,7 @@
         </w:rPr>
         <w:t xml:space="preserve">ince 1977 and continues to remain active in that sport. He has also been a longtime Leader in the </w:t>
       </w:r>
-      <w:hyperlink r:id="R7c9b450a65514b84">
+      <w:hyperlink ns3:id="R7c9b450a65514b84">
         <w:r>
           <w:rPr>
             <w:rStyle w:val="Hyperlink"/>
@@ -446,7 +328,7 @@
         <w:t>.</w:t>
       </w:r>
     </w:p>
-    <w:p>
+    <w:p ns2:paraId="36A8E0FC" ns2:textId="20B11852">
       <w:pPr>
         <w:spacing w:before="210" w:beforeAutospacing="off" w:after="210" w:afterAutospacing="off" w:line="300" w:lineRule="auto"/>
         <w:rPr>
@@ -517,7 +399,7 @@
         </w:rPr>
         <w:t xml:space="preserve">hroughout his </w:t>
       </w:r>
-      <w:hyperlink r:id="Rc5091346c38a4cbc">
+      <w:hyperlink ns3:id="Rc5091346c38a4cbc">
         <w:r>
           <w:rPr>
             <w:rStyle w:val="Hyperlink"/>
@@ -618,7 +500,7 @@
         </w:rPr>
         <w:t xml:space="preserve"> two </w:t>
       </w:r>
-      <w:hyperlink r:id="Ra62034ffb4284229">
+      <w:hyperlink ns3:id="Ra62034ffb4284229">
         <w:r>
           <w:rPr>
             <w:rStyle w:val="Hyperlink"/>
@@ -692,7 +574,7 @@
         <w:t xml:space="preserve"> assignments.</w:t>
       </w:r>
     </w:p>
-    <w:p>
+    <w:p ns2:paraId="5731F3E0" ns2:textId="163D9FAD">
       <w:pPr>
         <w:pStyle w:val="BodyText"/>
       </w:pPr>
